--- a/Module_2/Experiment_10_Particle_Swarm_Optimization/Documentation_Experiment_10.docx
+++ b/Module_2/Experiment_10_Particle_Swarm_Optimization/Documentation_Experiment_10.docx
@@ -77,7 +77,7 @@
           <w:rFonts w:ascii="Times New Roman" w:hAnsi="Times New Roman"/>
           <w:sz w:val="22"/>
         </w:rPr>
-        <w:t>Implement Particle Swarm Optimization (PSO) from scratch to minimize the classic Rosenbrock non-convex banana function and optimize econometric non-linear production cost parameters.</w:t>
+        <w:t>Implement Particle Swarm Optimization (PSO) from scratch to minimize the classic Rosenbrock non-convex banana function and optimize econometric non-linear production cost parameters on real macroeconomic data.</w:t>
       </w:r>
     </w:p>
     <w:p>
@@ -514,7 +514,7 @@
                 <w:b/>
                 <w:sz w:val="18"/>
               </w:rPr>
-              <w:t>Initial Best Value (Iter 1)    : 0.433474</w:t>
+              <w:t>Initial Best Value (Iter 1)    : 0.880172</w:t>
             </w:r>
           </w:p>
         </w:tc>
@@ -540,7 +540,7 @@
                 <w:b/>
                 <w:sz w:val="18"/>
               </w:rPr>
-              <w:t>Initial Best Position          : [0.7023 0.4344]</w:t>
+              <w:t>Initial Best Position          : [1.4843 2.2834]</w:t>
             </w:r>
           </w:p>
         </w:tc>
@@ -592,7 +592,7 @@
                 <w:rFonts w:ascii="Consolas" w:hAnsi="Consolas"/>
                 <w:sz w:val="18"/>
               </w:rPr>
-              <w:t>Current Best Value             : 0.001119</w:t>
+              <w:t>Current Best Value             : 0.017034</w:t>
             </w:r>
           </w:p>
         </w:tc>
@@ -618,7 +618,7 @@
                 <w:rFonts w:ascii="Consolas" w:hAnsi="Consolas"/>
                 <w:sz w:val="18"/>
               </w:rPr>
-              <w:t>Current Best Position          : [1.0069 1.0171]</w:t>
+              <w:t>Current Best Position          : [1.1207 1.2511]</w:t>
             </w:r>
           </w:p>
         </w:tc>
@@ -670,7 +670,7 @@
                 <w:rFonts w:ascii="Consolas" w:hAnsi="Consolas"/>
                 <w:sz w:val="18"/>
               </w:rPr>
-              <w:t>Current Best Value             : 0.000000</w:t>
+              <w:t>Current Best Value             : 0.000819</w:t>
             </w:r>
           </w:p>
         </w:tc>
@@ -695,7 +695,7 @@
                 <w:rFonts w:ascii="Consolas" w:hAnsi="Consolas"/>
                 <w:sz w:val="18"/>
               </w:rPr>
-              <w:t>Current Best Position          : [0.9998 0.9996]</w:t>
+              <w:t>Current Best Position          : [0.983  0.9686]</w:t>
             </w:r>
           </w:p>
         </w:tc>
@@ -748,7 +748,7 @@
                 <w:b/>
                 <w:sz w:val="18"/>
               </w:rPr>
-              <w:t>Final Global Best Position     : [0.9999 0.9999]</w:t>
+              <w:t>Final Global Best Position     : [0.9981 0.9961]</w:t>
             </w:r>
           </w:p>
         </w:tc>
@@ -775,7 +775,7 @@
                 <w:b/>
                 <w:sz w:val="18"/>
               </w:rPr>
-              <w:t>Global Minimum Function Value  : 4.39451377e-09</w:t>
+              <w:t>Global Minimum Function Value  : 4.50577415e-06</w:t>
             </w:r>
           </w:p>
         </w:tc>
@@ -804,7 +804,7 @@
           <w:b w:val="0"/>
           <w:sz w:val="22"/>
         </w:rPr>
-        <w:t xml:space="preserve"> (x1*, x2*) = (0.9999, 0.9999) (Target: (1.0000, 1.0000))</w:t>
+        <w:t xml:space="preserve"> (x1*, x2*) = (0.9981, 0.9961) (Target: (1.0000, 1.0000))</w:t>
       </w:r>
     </w:p>
     <w:p>
@@ -825,7 +825,7 @@
           <w:b w:val="0"/>
           <w:sz w:val="22"/>
         </w:rPr>
-        <w:t xml:space="preserve"> f(x*) = 4.39451377e-09 (Global minimum: 0.0000)</w:t>
+        <w:t xml:space="preserve"> f(x*) = 4.50577415e-06 (Global minimum: 0.0000)</w:t>
       </w:r>
     </w:p>
     <w:p>
@@ -896,7 +896,7 @@
               <a:graphicData uri="http://schemas.openxmlformats.org/drawingml/2006/picture">
                 <pic:pic>
                   <pic:nvPicPr>
-                    <pic:cNvPr id="0" name="pso_convergence_plot.png"/>
+                    <pic:cNvPr id="0" name="temp_pso.png"/>
                     <pic:cNvPicPr/>
                   </pic:nvPicPr>
                   <pic:blipFill>
@@ -931,7 +931,7 @@
           <w:i w:val="0"/>
           <w:sz w:val="20"/>
         </w:rPr>
-        <w:t>X-axis → Iteration (1 to 100) / Parameter x1 (Capital K)</w:t>
+        <w:t>X-axis → Iteration (1 to 100) / Parameter x1</w:t>
       </w:r>
     </w:p>
     <w:p>
@@ -946,7 +946,7 @@
           <w:i w:val="0"/>
           <w:sz w:val="20"/>
         </w:rPr>
-        <w:t>Y-axis → Objective Value (Log Scale) / Parameter x2 (Labor L)</w:t>
+        <w:t>Y-axis → Objective Value (Log Scale) / Parameter x2</w:t>
       </w:r>
     </w:p>
     <w:p>
@@ -1252,7 +1252,7 @@
                 <w:rFonts w:ascii="Times New Roman" w:hAnsi="Times New Roman"/>
                 <w:sz w:val="18"/>
               </w:rPr>
-              <w:t>f(x*) = 0.000000</w:t>
+              <w:t>f(x*) = 0.000005</w:t>
             </w:r>
           </w:p>
         </w:tc>
@@ -1294,7 +1294,7 @@
                 <w:rFonts w:ascii="Times New Roman" w:hAnsi="Times New Roman"/>
                 <w:sz w:val="18"/>
               </w:rPr>
-              <w:t>Reduced swarm size reduces diversity; slower descent along parabolic valley</w:t>
+              <w:t>Smaller swarm reduces diversity; slower descent along parabolic valley</w:t>
             </w:r>
           </w:p>
         </w:tc>
@@ -1396,7 +1396,7 @@
                 <w:rFonts w:ascii="Times New Roman" w:hAnsi="Times New Roman"/>
                 <w:sz w:val="18"/>
               </w:rPr>
-              <w:t>f(x*) = 0.000000</w:t>
+              <w:t>f(x*) = 0.000005</w:t>
             </w:r>
           </w:p>
         </w:tc>
@@ -1436,7 +1436,7 @@
                 <w:rFonts w:ascii="Times New Roman" w:hAnsi="Times New Roman"/>
                 <w:sz w:val="18"/>
               </w:rPr>
-              <w:t>Lower inertia weight suppresses momentum, causing stagnation in valley</w:t>
+              <w:t>Lower inertia suppresses momentum, causing stagnation in valley</w:t>
             </w:r>
           </w:p>
         </w:tc>
@@ -1543,7 +1543,7 @@
                 <w:rFonts w:ascii="Times New Roman" w:hAnsi="Times New Roman"/>
                 <w:sz w:val="18"/>
               </w:rPr>
-              <w:t>f(x*) = 0.000000</w:t>
+              <w:t>f(x*) = 0.000005</w:t>
             </w:r>
           </w:p>
         </w:tc>
@@ -1564,7 +1564,7 @@
                 <w:rFonts w:ascii="Times New Roman" w:hAnsi="Times New Roman"/>
                 <w:sz w:val="18"/>
               </w:rPr>
-              <w:t>f(x*) = 0.000003</w:t>
+              <w:t>f(x*) = 0.000020</w:t>
             </w:r>
           </w:p>
         </w:tc>
@@ -1585,7 +1585,7 @@
                 <w:rFonts w:ascii="Times New Roman" w:hAnsi="Times New Roman"/>
                 <w:sz w:val="18"/>
               </w:rPr>
-              <w:t>High cognitive weight causes particles to circle individual bests rather than converging</w:t>
+              <w:t>High cognitive weight causes particles to orbit individual bests</w:t>
             </w:r>
           </w:p>
         </w:tc>
@@ -1687,7 +1687,7 @@
                 <w:rFonts w:ascii="Times New Roman" w:hAnsi="Times New Roman"/>
                 <w:sz w:val="18"/>
               </w:rPr>
-              <w:t>f(x*) = 0.000000</w:t>
+              <w:t>f(x*) = 0.000005</w:t>
             </w:r>
           </w:p>
         </w:tc>
@@ -1707,7 +1707,7 @@
                 <w:rFonts w:ascii="Times New Roman" w:hAnsi="Times New Roman"/>
                 <w:sz w:val="18"/>
               </w:rPr>
-              <w:t>f(x*) = 0.000204</w:t>
+              <w:t>f(x*) = 0.0031</w:t>
             </w:r>
           </w:p>
         </w:tc>
